--- a/wayfinder2/resume.docx
+++ b/wayfinder2/resume.docx
@@ -140,7 +140,7 @@
           <w:iCs w:val="1"/>
           <w:rtl w:val="0"/>
         </w:rPr>
-        <w:t xml:space="preserve">Product designer for K-12 college and career readiness, backed by learning science and data.</w:t>
+        <w:t xml:space="preserve">K-12 product designer grounded in learning science, accessibility, and AI-assisted prototyping.</w:t>
       </w:r>
       <w:r>
         <w:rPr>
